--- a/docs/final_preprocessing_docs/general_docs/word/nccs_bmf_client_documentation.docx
+++ b/docs/final_preprocessing_docs/general_docs/word/nccs_bmf_client_documentation.docx
@@ -23,7 +23,15 @@
         <w:spacing w:before="0" w:after="80"/>
       </w:pPr>
       <w:r>
-        <w:t>The NCCS BMF dataset is used as a nonprofit registry and classification layer for annual organization counts, geography, subsection logic, and NTEE-based field composition. In this project it complements IRS EO BMF and supports downstream classification enrichment.</w:t>
+        <w:t>The NCCS BMF dataset is a registry-style nonprofit dataset published by the National Center for Charitable Statistics at the Urban Institute. It is based on IRS exempt-organization records and provides organization identity, address/geography fields, exempt status context, NTEE classification, subsection information, and limited amount fields.</w:t>
+      </w:r>
+    </w:p>
+    <w:p>
+      <w:pPr>
+        <w:spacing w:before="0" w:after="80"/>
+      </w:pPr>
+      <w:r>
+        <w:t>In this project, NCCS BMF is used for annual nonprofit counts, organization geography, classification support, and project-region analysis. It also helps enrich classification fields for other datasets when those datasets do not contain a complete NTEE or subsection code. Like IRS EO BMF, this is a registry and classification source, not a full Form 990 financial-detail source.</w:t>
       </w:r>
     </w:p>
     <w:p>
@@ -38,7 +46,7 @@
           <w:rFonts w:ascii="Consolas" w:hAnsi="Consolas"/>
           <w:sz w:val="20"/>
         </w:rPr>
-        <w:t>documentation/final_preprocessing_docs/technical_docs/pipeline_docs/nccs_bmf_pipeline.md</w:t>
+        <w:t>docs/final_preprocessing_docs/technical_docs/pipeline_docs/nccs_bmf_pipeline.md</w:t>
       </w:r>
       <w:r>
         <w:t>.</w:t>
@@ -145,7 +153,7 @@
         <w:spacing w:before="0" w:after="80"/>
       </w:pPr>
       <w:r>
-        <w:t>NCCS BMF is a public BMF registry dataset derived from IRS exempt-organization records. It is not a voluntary survey and it does not contain complete Form 990 filing detail.</w:t>
+        <w:t>NCCS BMF is a public registry dataset derived from IRS exempt-organization records. It is not a voluntary survey and it does not contain complete Form 990 filing detail.</w:t>
       </w:r>
     </w:p>
     <w:p>
@@ -161,7 +169,7 @@
         <w:spacing w:before="0" w:after="80"/>
       </w:pPr>
       <w:r>
-        <w:t xml:space="preserve">The pipeline selects representative yearly BMF files, filters each year to benchmark geography, and builds the analysis-ready layer for </w:t>
+        <w:t xml:space="preserve">The pipeline selects representative yearly BMF files, keeps records located in the project counties and regions, and builds the analysis-ready layer for </w:t>
       </w:r>
       <w:r>
         <w:rPr>
@@ -171,7 +179,47 @@
         <w:t>2022-2024</w:t>
       </w:r>
       <w:r>
-        <w:t>. The 2022 legacy file links to an unavailable profile dictionary, so this package includes a generated header companion and preserves that limitation explicitly.</w:t>
+        <w:t>.</w:t>
+      </w:r>
+    </w:p>
+    <w:p>
+      <w:pPr>
+        <w:spacing w:before="0" w:after="80"/>
+      </w:pPr>
+      <w:r>
+        <w:t>Important limitations:</w:t>
+      </w:r>
+    </w:p>
+    <w:p>
+      <w:pPr>
+        <w:pStyle w:val="ListBullet"/>
+      </w:pPr>
+      <w:r>
+        <w:t>BMF is a registry and classification source, not a complete filing-level financial source.</w:t>
+      </w:r>
+    </w:p>
+    <w:p>
+      <w:pPr>
+        <w:pStyle w:val="ListBullet"/>
+      </w:pPr>
+      <w:r>
+        <w:t>Expense, net assets, surplus, net margin, months of reserves, contribution detail, and grant detail are not available in the current BMF analysis layer.</w:t>
+      </w:r>
+    </w:p>
+    <w:p>
+      <w:pPr>
+        <w:pStyle w:val="ListBullet"/>
+      </w:pPr>
+      <w:r>
+        <w:t>The 2022 legacy file links to an unavailable profile dictionary, so this package includes a generated header companion and documents that limitation.</w:t>
+      </w:r>
+    </w:p>
+    <w:p>
+      <w:pPr>
+        <w:pStyle w:val="ListBullet"/>
+      </w:pPr>
+      <w:r>
+        <w:t>Duplicate handling for analysis is applied in the final analysis layer; the upstream yearly project-region files remain source-faithful filtered outputs.</w:t>
       </w:r>
     </w:p>
     <w:p>
@@ -197,7 +245,7 @@
         <w:t>bronze/nccs_bmf/</w:t>
       </w:r>
       <w:r>
-        <w:t xml:space="preserve">, and verified with local/S3 byte checks. Filtered yearly parquets and exact-year lookup files are stored under </w:t>
+        <w:t xml:space="preserve">, and checked against expected file sizes. Filtered yearly Parquet files and exact-year lookup files are stored under </w:t>
       </w:r>
       <w:r>
         <w:rPr>
@@ -233,7 +281,7 @@
         <w:spacing w:before="0" w:after="80"/>
       </w:pPr>
       <w:r>
-        <w:t>Raw annual CSV files remain unchanged in Bronze S3. The pipeline writes Parquet after benchmark filtering: yearly benchmark Parquet, exact-year lookup Parquet, row-level analysis Parquet, geography metrics Parquet, and field metrics Parquet.</w:t>
+        <w:t>Raw annual CSV files are preserved unchanged in Bronze S3. After project-region filtering, the pipeline writes Parquet files for yearly project-region outputs, exact-year lookup files, row-level analysis outputs, geography metrics, and field metrics.</w:t>
       </w:r>
     </w:p>
     <w:p>
@@ -249,7 +297,97 @@
         <w:spacing w:before="0" w:after="80"/>
       </w:pPr>
       <w:r>
-        <w:t>Cleaning includes annual source selection, ZIP normalization, county and benchmark-region assignment, benchmark filtering, exact-year lookup construction, analysis-only duplicate resolution, IRS/NCCS classification fallback enrichment, and imputed/proxy flags for hospital, university, and political-organization exclusions.</w:t>
+        <w:t>The cleaning process keeps the raw NCCS BMF files unchanged, then creates project-specific analysis files:</w:t>
+      </w:r>
+    </w:p>
+    <w:p>
+      <w:pPr>
+        <w:pStyle w:val="ListBullet"/>
+      </w:pPr>
+      <w:r>
+        <w:t xml:space="preserve">Selects the yearly source files used for the </w:t>
+      </w:r>
+      <w:r>
+        <w:rPr>
+          <w:rFonts w:ascii="Consolas" w:hAnsi="Consolas"/>
+          <w:sz w:val="20"/>
+        </w:rPr>
+        <w:t>2022-2024</w:t>
+      </w:r>
+      <w:r>
+        <w:t xml:space="preserve"> analysis window.</w:t>
+      </w:r>
+    </w:p>
+    <w:p>
+      <w:pPr>
+        <w:pStyle w:val="ListBullet"/>
+      </w:pPr>
+      <w:r>
+        <w:t>Standardizes EINs, ZIP codes, county FIPS codes, region labels, and year fields.</w:t>
+      </w:r>
+    </w:p>
+    <w:p>
+      <w:pPr>
+        <w:pStyle w:val="ListBullet"/>
+      </w:pPr>
+      <w:r>
+        <w:t>Uses project geography reference files to keep only records located in the project counties and regions.</w:t>
+      </w:r>
+    </w:p>
+    <w:p>
+      <w:pPr>
+        <w:pStyle w:val="ListBullet"/>
+      </w:pPr>
+      <w:r>
+        <w:t>Writes one filtered yearly Parquet file for each selected year.</w:t>
+      </w:r>
+    </w:p>
+    <w:p>
+      <w:pPr>
+        <w:pStyle w:val="ListBullet"/>
+      </w:pPr>
+      <w:r>
+        <w:t>Creates exact-year lookup files so classification enrichment can use the right BMF year when possible.</w:t>
+      </w:r>
+    </w:p>
+    <w:p>
+      <w:pPr>
+        <w:pStyle w:val="ListBullet"/>
+      </w:pPr>
+      <w:r>
+        <w:t>Combines only the retained project-region files for the final analysis layer.</w:t>
+      </w:r>
+    </w:p>
+    <w:p>
+      <w:pPr>
+        <w:pStyle w:val="ListBullet"/>
+      </w:pPr>
+      <w:r>
+        <w:t>When duplicate organization-year records remain in the final analysis layer, keeps one record using documented tie-break rules.</w:t>
+      </w:r>
+    </w:p>
+    <w:p>
+      <w:pPr>
+        <w:pStyle w:val="ListBullet"/>
+      </w:pPr>
+      <w:r>
+        <w:t>Builds analyst-facing NTEE and subsection fields from NCCS BMF first, then uses fallback registry information where needed.</w:t>
+      </w:r>
+    </w:p>
+    <w:p>
+      <w:pPr>
+        <w:pStyle w:val="ListBullet"/>
+      </w:pPr>
+      <w:r>
+        <w:t>Creates helper flags for hospitals, universities, and political organizations based on classification and conservative name matching.</w:t>
+      </w:r>
+    </w:p>
+    <w:p>
+      <w:pPr>
+        <w:pStyle w:val="ListBullet"/>
+      </w:pPr>
+      <w:r>
+        <w:t>Leaves unsupported Form 990 financial fields blank because BMF does not contain the needed source information.</w:t>
       </w:r>
     </w:p>
     <w:p>
@@ -388,7 +526,7 @@
           <w:rFonts w:ascii="Consolas" w:hAnsi="Consolas"/>
           <w:sz w:val="20"/>
         </w:rPr>
-        <w:t>documentation/final_preprocessing_docs/technical_docs/analysis_variable_mappings/nccs_bmf_analysis_variable_mapping.md</w:t>
+        <w:t>docs/final_preprocessing_docs/technical_docs/analysis_variable_mappings/nccs_bmf_analysis_variable_mapping.md</w:t>
       </w:r>
       <w:r>
         <w:t xml:space="preserve"> as the analysis-ready data dictionary. Use </w:t>
@@ -398,7 +536,7 @@
           <w:rFonts w:ascii="Consolas" w:hAnsi="Consolas"/>
           <w:sz w:val="20"/>
         </w:rPr>
-        <w:t>documentation/final_preprocessing_docs/technical_docs/quality/coverage_evidence/nccs_bmf_analysis_variable_coverage.csv</w:t>
+        <w:t>docs/final_preprocessing_docs/technical_docs/quality/coverage_evidence/nccs_bmf_analysis_variable_coverage.csv</w:t>
       </w:r>
       <w:r>
         <w:t xml:space="preserve"> to confirm populated counts and coverage.</w:t>
@@ -422,7 +560,7 @@
           <w:rFonts w:ascii="Consolas" w:hAnsi="Consolas"/>
           <w:sz w:val="20"/>
         </w:rPr>
-        <w:t>documentation/final_preprocessing_docs/technical_docs/source_dictionaries/irs_eo_bmf/eo-info.pdf</w:t>
+        <w:t>docs/final_preprocessing_docs/technical_docs/source_dictionaries/irs_eo_bmf/eo-info.pdf</w:t>
       </w:r>
       <w:r>
         <w:t>.</w:t>
@@ -438,7 +576,7 @@
           <w:rFonts w:ascii="Consolas" w:hAnsi="Consolas"/>
           <w:sz w:val="20"/>
         </w:rPr>
-        <w:t>documentation/final_preprocessing_docs/technical_docs/source_dictionaries/nccs_bmf_raw_monthly/2026-03-BMF_header_dictionary.csv</w:t>
+        <w:t>docs/final_preprocessing_docs/technical_docs/source_dictionaries/nccs_bmf_raw_monthly/2026-03-BMF_header_dictionary.csv</w:t>
       </w:r>
       <w:r>
         <w:t>.</w:t>
@@ -454,7 +592,7 @@
           <w:rFonts w:ascii="Consolas" w:hAnsi="Consolas"/>
           <w:sz w:val="20"/>
         </w:rPr>
-        <w:t>documentation/final_preprocessing_docs/technical_docs/source_dictionaries/nccs_bmf_legacy_2022/dd_unavailable.html</w:t>
+        <w:t>docs/final_preprocessing_docs/technical_docs/source_dictionaries/nccs_bmf_legacy_2022/dd_unavailable.html</w:t>
       </w:r>
       <w:r>
         <w:t>.</w:t>
@@ -470,7 +608,7 @@
           <w:rFonts w:ascii="Consolas" w:hAnsi="Consolas"/>
           <w:sz w:val="20"/>
         </w:rPr>
-        <w:t>documentation/final_preprocessing_docs/technical_docs/source_dictionaries/nccs_bmf_legacy_2022/BMF-2022-08-501CX-NONPROFIT-PX_header_dictionary.csv</w:t>
+        <w:t>docs/final_preprocessing_docs/technical_docs/source_dictionaries/nccs_bmf_legacy_2022/BMF-2022-08-501CX-NONPROFIT-PX_header_dictionary.csv</w:t>
       </w:r>
       <w:r>
         <w:t>.</w:t>

--- a/docs/final_preprocessing_docs/general_docs/word/nccs_bmf_client_documentation.docx
+++ b/docs/final_preprocessing_docs/general_docs/word/nccs_bmf_client_documentation.docx
@@ -7,7 +7,7 @@
         <w:pStyle w:val="Heading1"/>
       </w:pPr>
       <w:r>
-        <w:t>NCCS BMF Client Documentation</w:t>
+        <w:t>National Center for Charitable Statistics (NCCS) Business Master File (BMF) Client Documentation</w:t>
       </w:r>
     </w:p>
     <w:p>
@@ -23,7 +23,7 @@
         <w:spacing w:before="0" w:after="80"/>
       </w:pPr>
       <w:r>
-        <w:t>The NCCS BMF dataset is a registry-style nonprofit dataset published by the National Center for Charitable Statistics at the Urban Institute. It is based on IRS exempt-organization records and provides organization identity, address/geography fields, exempt status context, NTEE classification, subsection information, and limited amount fields.</w:t>
+        <w:t>The National Center for Charitable Statistics (NCCS) Business Master File (BMF) dataset is a registry-style nonprofit dataset published by the Urban Institute. It is based on Internal Revenue Service (IRS) exempt-organization records and provides organization identity, address/geography fields, exempt status context, National Taxonomy of Exempt Entities (NTEE) classification, subsection information, and limited amount fields.</w:t>
       </w:r>
     </w:p>
     <w:p>
@@ -31,25 +31,7 @@
         <w:spacing w:before="0" w:after="80"/>
       </w:pPr>
       <w:r>
-        <w:t>In this project, NCCS BMF is used for annual nonprofit counts, organization geography, classification support, and project-region analysis. It also helps enrich classification fields for other datasets when those datasets do not contain a complete NTEE or subsection code. Like IRS EO BMF, this is a registry and classification source, not a full Form 990 financial-detail source.</w:t>
-      </w:r>
-    </w:p>
-    <w:p>
-      <w:pPr>
-        <w:spacing w:before="0" w:after="80"/>
-      </w:pPr>
-      <w:r>
-        <w:t xml:space="preserve">The detailed technical pipeline documentation is </w:t>
-      </w:r>
-      <w:r>
-        <w:rPr>
-          <w:rFonts w:ascii="Consolas" w:hAnsi="Consolas"/>
-          <w:sz w:val="20"/>
-        </w:rPr>
-        <w:t>docs/final_preprocessing_docs/technical_docs/pipeline_docs/nccs_bmf_pipeline.md</w:t>
-      </w:r>
-      <w:r>
-        <w:t>.</w:t>
+        <w:t>In this project, NCCS BMF is used for annual nonprofit counts, organization geography, classification support, and project-region analysis. It also helps enrich classification fields for other datasets when those datasets do not contain a complete NTEE or subsection code. Like IRS Exempt Organizations (EO) BMF, this is a registry and classification source, not a full Form 990 financial-detail source.</w:t>
       </w:r>
     </w:p>
     <w:p>
@@ -101,17 +83,7 @@
         <w:pStyle w:val="ListBullet"/>
       </w:pPr>
       <w:r>
-        <w:t xml:space="preserve">Raw monthly source base: </w:t>
-      </w:r>
-      <w:r>
-        <w:rPr>
-          <w:rFonts w:ascii="Consolas" w:hAnsi="Consolas"/>
-          <w:sz w:val="20"/>
-        </w:rPr>
-        <w:t>https://nccsdata.s3.us-east-1.amazonaws.com/raw/bmf/</w:t>
-      </w:r>
-      <w:r>
-        <w:t>.</w:t>
+        <w:t>Source documentation: NCCS BMF catalog documentation and IRS EO BMF field documentation.</w:t>
       </w:r>
     </w:p>
     <w:p>
@@ -119,25 +91,17 @@
         <w:pStyle w:val="ListBullet"/>
       </w:pPr>
       <w:r>
-        <w:t xml:space="preserve">Legacy source base: </w:t>
+        <w:t xml:space="preserve">Source file families used: monthly NCCS BMF extracts and legacy NCCS BMF extracts covering </w:t>
       </w:r>
       <w:r>
         <w:rPr>
           <w:rFonts w:ascii="Consolas" w:hAnsi="Consolas"/>
           <w:sz w:val="20"/>
         </w:rPr>
-        <w:t>https://nccsdata.s3.us-east-1.amazonaws.com/legacy/bmf/</w:t>
+        <w:t>2022-2024</w:t>
       </w:r>
       <w:r>
-        <w:t>.</w:t>
-      </w:r>
-    </w:p>
-    <w:p>
-      <w:pPr>
-        <w:pStyle w:val="ListBullet"/>
-      </w:pPr>
-      <w:r>
-        <w:t>Raw dictionary support: IRS EO BMF dictionary plus generated NCCS header companions.</w:t>
+        <w:t xml:space="preserve"> records.</w:t>
       </w:r>
     </w:p>
     <w:p>
@@ -227,7 +191,7 @@
         <w:pStyle w:val="Heading2"/>
       </w:pPr>
       <w:r>
-        <w:t>Download And S3 Storage</w:t>
+        <w:t>Source Files Used</w:t>
       </w:r>
     </w:p>
     <w:p>
@@ -235,37 +199,17 @@
         <w:spacing w:before="0" w:after="80"/>
       </w:pPr>
       <w:r>
-        <w:t xml:space="preserve">The selected yearly raw BMF files and release metadata are downloaded locally, uploaded unchanged to Bronze S3 under </w:t>
+        <w:t xml:space="preserve">The project uses selected yearly NCCS BMF source files covering </w:t>
       </w:r>
       <w:r>
         <w:rPr>
           <w:rFonts w:ascii="Consolas" w:hAnsi="Consolas"/>
           <w:sz w:val="20"/>
         </w:rPr>
-        <w:t>bronze/nccs_bmf/</w:t>
+        <w:t>2022-2024</w:t>
       </w:r>
       <w:r>
-        <w:t xml:space="preserve">, and checked against expected file sizes. Filtered yearly Parquet files and exact-year lookup files are stored under </w:t>
-      </w:r>
-      <w:r>
-        <w:rPr>
-          <w:rFonts w:ascii="Consolas" w:hAnsi="Consolas"/>
-          <w:sz w:val="20"/>
-        </w:rPr>
-        <w:t>silver/nccs_bmf/</w:t>
-      </w:r>
-      <w:r>
-        <w:t xml:space="preserve">, and analysis documentation is stored under </w:t>
-      </w:r>
-      <w:r>
-        <w:rPr>
-          <w:rFonts w:ascii="Consolas" w:hAnsi="Consolas"/>
-          <w:sz w:val="20"/>
-        </w:rPr>
-        <w:t>silver/nccs_bmf/analysis/</w:t>
-      </w:r>
-      <w:r>
-        <w:t>.</w:t>
+        <w:t xml:space="preserve"> records. Those files are downloaded from the public NCCS BMF source pages, then filtered to the project counties and benchmark regions.</w:t>
       </w:r>
     </w:p>
     <w:p>
@@ -281,7 +225,7 @@
         <w:spacing w:before="0" w:after="80"/>
       </w:pPr>
       <w:r>
-        <w:t>Raw annual CSV files are preserved unchanged in Bronze S3. After project-region filtering, the pipeline writes Parquet files for yearly project-region outputs, exact-year lookup files, row-level analysis outputs, geography metrics, and field metrics.</w:t>
+        <w:t>Raw annual comma-separated values (CSV) files are preserved as source inputs. After project-region filtering, the processing creates yearly project-region outputs, exact-year lookup files, row-level analysis outputs, geography metrics, and field metrics.</w:t>
       </w:r>
     </w:p>
     <w:p>
@@ -323,7 +267,7 @@
         <w:pStyle w:val="ListBullet"/>
       </w:pPr>
       <w:r>
-        <w:t>Standardizes EINs, ZIP codes, county FIPS codes, region labels, and year fields.</w:t>
+        <w:t>Standardizes employer identification numbers (EINs), Zone Improvement Plan (ZIP) codes, county Federal Information Processing Standards (FIPS) codes, region labels, and year fields.</w:t>
       </w:r>
     </w:p>
     <w:p>
@@ -339,7 +283,7 @@
         <w:pStyle w:val="ListBullet"/>
       </w:pPr>
       <w:r>
-        <w:t>Writes one filtered yearly Parquet file for each selected year.</w:t>
+        <w:t>Writes one filtered yearly file for each selected year.</w:t>
       </w:r>
     </w:p>
     <w:p>
@@ -395,115 +339,46 @@
         <w:pStyle w:val="Heading2"/>
       </w:pPr>
       <w:r>
-        <w:t>Analysis-Ready Outputs</w:t>
+        <w:t>Analysis-Ready CSV Deliverables</w:t>
       </w:r>
     </w:p>
     <w:p>
       <w:pPr>
         <w:pStyle w:val="ListBullet"/>
       </w:pPr>
-      <w:r>
-        <w:t xml:space="preserve">Row-level analysis dataset: </w:t>
-      </w:r>
+      <w:r/>
       <w:r>
         <w:rPr>
           <w:rFonts w:ascii="Consolas" w:hAnsi="Consolas"/>
           <w:sz w:val="20"/>
         </w:rPr>
-        <w:t>silver/nccs_bmf/analysis/nccs_bmf_analysis_variables.parquet</w:t>
-      </w:r>
-      <w:r>
-        <w:t>.</w:t>
+        <w:t>nccs_bmf_analysis_variables.csv</w:t>
       </w:r>
     </w:p>
     <w:p>
       <w:pPr>
         <w:pStyle w:val="ListBullet"/>
       </w:pPr>
-      <w:r>
-        <w:t xml:space="preserve">Geography metrics: </w:t>
-      </w:r>
+      <w:r/>
       <w:r>
         <w:rPr>
           <w:rFonts w:ascii="Consolas" w:hAnsi="Consolas"/>
           <w:sz w:val="20"/>
         </w:rPr>
-        <w:t>silver/nccs_bmf/analysis/nccs_bmf_analysis_geography_metrics.parquet</w:t>
-      </w:r>
-      <w:r>
-        <w:t>.</w:t>
+        <w:t>nccs_bmf_analysis_geography_metrics.csv</w:t>
       </w:r>
     </w:p>
     <w:p>
       <w:pPr>
         <w:pStyle w:val="ListBullet"/>
       </w:pPr>
-      <w:r>
-        <w:t xml:space="preserve">Field metrics: </w:t>
-      </w:r>
+      <w:r/>
       <w:r>
         <w:rPr>
           <w:rFonts w:ascii="Consolas" w:hAnsi="Consolas"/>
           <w:sz w:val="20"/>
         </w:rPr>
-        <w:t>silver/nccs_bmf/analysis/nccs_bmf_analysis_field_metrics.parquet</w:t>
-      </w:r>
-      <w:r>
-        <w:t>.</w:t>
-      </w:r>
-    </w:p>
-    <w:p>
-      <w:pPr>
-        <w:pStyle w:val="ListBullet"/>
-      </w:pPr>
-      <w:r>
-        <w:t xml:space="preserve">Pipeline documentation: </w:t>
-      </w:r>
-      <w:r>
-        <w:rPr>
-          <w:rFonts w:ascii="Consolas" w:hAnsi="Consolas"/>
-          <w:sz w:val="20"/>
-        </w:rPr>
-        <w:t>silver/nccs_bmf/analysis/documentation/nccs_bmf_pipeline.md</w:t>
-      </w:r>
-      <w:r>
-        <w:t>.</w:t>
-      </w:r>
-    </w:p>
-    <w:p>
-      <w:pPr>
-        <w:pStyle w:val="ListBullet"/>
-      </w:pPr>
-      <w:r>
-        <w:t xml:space="preserve">Variable mapping: </w:t>
-      </w:r>
-      <w:r>
-        <w:rPr>
-          <w:rFonts w:ascii="Consolas" w:hAnsi="Consolas"/>
-          <w:sz w:val="20"/>
-        </w:rPr>
-        <w:t>silver/nccs_bmf/analysis/variable_mappings/nccs_bmf_analysis_variable_mapping.md</w:t>
-      </w:r>
-      <w:r>
-        <w:t>.</w:t>
-      </w:r>
-    </w:p>
-    <w:p>
-      <w:pPr>
-        <w:pStyle w:val="ListBullet"/>
-      </w:pPr>
-      <w:r>
-        <w:t xml:space="preserve">Coverage evidence: </w:t>
-      </w:r>
-      <w:r>
-        <w:rPr>
-          <w:rFonts w:ascii="Consolas" w:hAnsi="Consolas"/>
-          <w:sz w:val="20"/>
-        </w:rPr>
-        <w:t>silver/nccs_bmf/analysis/quality/coverage/nccs_bmf_analysis_variable_coverage.csv</w:t>
-      </w:r>
-      <w:r>
-        <w:t>.</w:t>
+        <w:t>nccs_bmf_analysis_field_metrics.csv</w:t>
       </w:r>
     </w:p>
     <w:p>
@@ -519,99 +394,7 @@
         <w:spacing w:before="0" w:after="80"/>
       </w:pPr>
       <w:r>
-        <w:t xml:space="preserve">Use </w:t>
-      </w:r>
-      <w:r>
-        <w:rPr>
-          <w:rFonts w:ascii="Consolas" w:hAnsi="Consolas"/>
-          <w:sz w:val="20"/>
-        </w:rPr>
-        <w:t>docs/final_preprocessing_docs/technical_docs/analysis_variable_mappings/nccs_bmf_analysis_variable_mapping.md</w:t>
-      </w:r>
-      <w:r>
-        <w:t xml:space="preserve"> as the analysis-ready data dictionary. Use </w:t>
-      </w:r>
-      <w:r>
-        <w:rPr>
-          <w:rFonts w:ascii="Consolas" w:hAnsi="Consolas"/>
-          <w:sz w:val="20"/>
-        </w:rPr>
-        <w:t>docs/final_preprocessing_docs/technical_docs/quality/coverage_evidence/nccs_bmf_analysis_variable_coverage.csv</w:t>
-      </w:r>
-      <w:r>
-        <w:t xml:space="preserve"> to confirm populated counts and coverage.</w:t>
-      </w:r>
-    </w:p>
-    <w:p>
-      <w:pPr>
-        <w:pStyle w:val="Heading2"/>
-      </w:pPr>
-      <w:r>
-        <w:t>Supporting Raw Dictionaries</w:t>
-      </w:r>
-    </w:p>
-    <w:p>
-      <w:pPr>
-        <w:pStyle w:val="ListBullet"/>
-      </w:pPr>
-      <w:r/>
-      <w:r>
-        <w:rPr>
-          <w:rFonts w:ascii="Consolas" w:hAnsi="Consolas"/>
-          <w:sz w:val="20"/>
-        </w:rPr>
-        <w:t>docs/final_preprocessing_docs/technical_docs/source_dictionaries/irs_eo_bmf/eo-info.pdf</w:t>
-      </w:r>
-      <w:r>
-        <w:t>.</w:t>
-      </w:r>
-    </w:p>
-    <w:p>
-      <w:pPr>
-        <w:pStyle w:val="ListBullet"/>
-      </w:pPr>
-      <w:r/>
-      <w:r>
-        <w:rPr>
-          <w:rFonts w:ascii="Consolas" w:hAnsi="Consolas"/>
-          <w:sz w:val="20"/>
-        </w:rPr>
-        <w:t>docs/final_preprocessing_docs/technical_docs/source_dictionaries/nccs_bmf_raw_monthly/2026-03-BMF_header_dictionary.csv</w:t>
-      </w:r>
-      <w:r>
-        <w:t>.</w:t>
-      </w:r>
-    </w:p>
-    <w:p>
-      <w:pPr>
-        <w:pStyle w:val="ListBullet"/>
-      </w:pPr>
-      <w:r/>
-      <w:r>
-        <w:rPr>
-          <w:rFonts w:ascii="Consolas" w:hAnsi="Consolas"/>
-          <w:sz w:val="20"/>
-        </w:rPr>
-        <w:t>docs/final_preprocessing_docs/technical_docs/source_dictionaries/nccs_bmf_legacy_2022/dd_unavailable.html</w:t>
-      </w:r>
-      <w:r>
-        <w:t>.</w:t>
-      </w:r>
-    </w:p>
-    <w:p>
-      <w:pPr>
-        <w:pStyle w:val="ListBullet"/>
-      </w:pPr>
-      <w:r/>
-      <w:r>
-        <w:rPr>
-          <w:rFonts w:ascii="Consolas" w:hAnsi="Consolas"/>
-          <w:sz w:val="20"/>
-        </w:rPr>
-        <w:t>docs/final_preprocessing_docs/technical_docs/source_dictionaries/nccs_bmf_legacy_2022/BMF-2022-08-501CX-NONPROFIT-PX_header_dictionary.csv</w:t>
-      </w:r>
-      <w:r>
-        <w:t>.</w:t>
+        <w:t>The deliverable package includes a separate data dictionary for the analysis-ready CSV files.</w:t>
       </w:r>
     </w:p>
     <w:sectPr>
